--- a/example_articles/states/Oregon/4.states_Oregon_Other_publisher.docx
+++ b/example_articles/states/Oregon/4.states_Oregon_Other_publisher.docx
@@ -31,17 +31,17 @@
     </w:p>
     <w:p>
       <w:r>
-        <w:t>Source File: Other publishers/Files (500) (30).DOCX</w:t>
+        <w:t>Source file: Other publishers/Files (500) (30).DOCX</w:t>
       </w:r>
     </w:p>
     <w:p>
       <w:r>
-        <w:t>Raw locations result: ['Oregon']</w:t>
+        <w:t>Raw locations result, 'locations': ['Oregon']</w:t>
       </w:r>
     </w:p>
     <w:p>
       <w:r>
-        <w:t>states_stand_flat (Standardized): Oregon</w:t>
+        <w:t>Standardized locations result, 'states_stand_flat': Oregon</w:t>
       </w:r>
     </w:p>
     <w:p>

--- a/example_articles/states/Oregon/4.states_Oregon_Other_publisher.docx
+++ b/example_articles/states/Oregon/4.states_Oregon_Other_publisher.docx
@@ -7,11 +7,9 @@
         <w:pStyle w:val="Heading1"/>
       </w:pPr>
       <w:r>
-        <w:t>Tales of love and war;</w:t>
+        <w:t>OREGON STUDENT KILLS 1, HURTS 26;</w:t>
         <w:br/>
-        <w:t>Basinger and Baldwin set off sparks;</w:t>
-        <w:br/>
-        <w:t>'Marrying Man' leaves battle scars</w:t>
+        <w:t>BOY, 15, MAY ALSO HAVE KILLED PARENTS</w:t>
       </w:r>
     </w:p>
     <w:p>
@@ -21,17 +19,17 @@
     </w:p>
     <w:p>
       <w:r>
-        <w:t>Date: 1991-04-04</w:t>
+        <w:t>Date: 1998-05-22</w:t>
       </w:r>
     </w:p>
     <w:p>
       <w:r>
-        <w:t>Section: LIFE; Pg. 1D; Cover Story</w:t>
+        <w:t>Section: NATIONAL,</w:t>
       </w:r>
     </w:p>
     <w:p>
       <w:r>
-        <w:t>Source file: Other publishers/Files (500) (30).DOCX</w:t>
+        <w:t>Source file: Other publishers/Files (500) (28).DOCX</w:t>
       </w:r>
     </w:p>
     <w:p>
@@ -53,79 +51,59 @@
     </w:p>
     <w:p>
       <w:r>
-        <w:t>Not many sets in recent moviemaking history have generated as much gossip about two troublesome leading stars as The Marrying Man, a Disney comedy opening Friday.</w:t>
+        <w:t>Yesterday was awards day for seniors at Thurston High School, a day also set aside for a school play. But four minutes before the bell rang at 8 a.m. to start the day, a 15-year boy carrying three guns opened fire on hundreds of students gathered in the cafeteria, killing one and wounding 26 others, eight critically.</w:t>
         <w:br/>
-        <w:t>But then again, not many stars generate as much heat as Kim Basinger and Alec Baldwin - on-screen or off. Did you see them on Oscar night? They were like a prom king and queen - center stage, radiant and lovey-dovey.</w:t>
+        <w:t>About an hour after the shooting, police found two adults dead from gunfire at the home of the boy, a high-school freshman identified by the police as Kipland F. Kinkel. The dead, both teachers, were said by neighbors to be the boy's parents. Police would not confirm the identities, but the boy's grandmother did.</w:t>
         <w:br/>
-        <w:t>The minute they kissed in Central Park on Earth Day last year, they became one of Hollywood's glamour couples. She visited him at his home in the Hamptons during the summer. Their families met each other over a Southern Thanksgiving dinner.</w:t>
+        <w:t>''He walked in, didn't look like he was bothered by anything, and just started shooting at random,'' said Michelle Calhoun, age 17. Her boyfriend, Mikael Nickolauson, 17, sitting nearby, was killed. ''I'm angry. This is a good, happy school. This is Springfield. It's just a small town.''</w:t>
         <w:br/>
-        <w:t>A gorgeous Georgia peach with one of the drop-dead handsome Baldwin boys? Too perfect. It began when the screen god and goddess signed to make a movie together.</w:t>
+        <w:t>Around the gunman, bullets shattered the huge plate-glass windows and terrified students ran for cover and dived under tables, but the boy remained calm as the staccato gunfire was reduced to the click, click of empty chambers. One of those misfires came with the barrel point-blank at a student's head.</w:t>
         <w:br/>
-        <w:t>But then the sweet fairy tale began to curdle.</w:t>
+        <w:t>Finally, as he was trying to reload, 17-year-old wrestler Jake Ryker, despite gunshot wounds to his hand and chest, tackled the boy.</w:t>
         <w:br/>
-        <w:t>Filming The Marrying Man ''was the worst situation anyone could imagine - ever,'' Basinger says. ''I've never seen anything like it and hope to never see it again.'' In fact, she hasn't viewed the finished product and doesn't plan to until it's out on video. Baldwin, in Chicago to film Prelude to a Kiss, isn't talking.</w:t>
+        <w:t>Several others quickly piled on to end the terror.</w:t>
         <w:br/>
-        <w:t>The set of The Marrying Man was a study in acrimony, according to most reports. The studio firing off memos right and left. Kim pouting about rehearsals. Alec bashing phones that wouldn't work.</w:t>
+        <w:t>''Just shoot me, shoot me now,'' one of the students, Ryker's brother Josh, quoted the boy as saying.</w:t>
         <w:br/>
-        <w:t>She was notoriously late. He shed his good-boy reputation and threw tantrums. They wanted new dressing rooms. Demanded rewrites of the Neil Simon screenplay.</w:t>
+        <w:t>''He always said that it would be fun to kill someone and do stuff like that,'' said student Robbie Johnson. ''Yesterday, he told a couple of people he was probably going to do something stupid today and get back at the people who had expelled him.''</w:t>
         <w:br/>
-        <w:t>Basinger, 37, and Baldwin, 33, have said the reports are ''distorted or outright lies.''</w:t>
+        <w:t>Some students said he once gave a talk in speech class about how to build a bomb and in middle school was voted ''Most Likely to Start World War III.''</w:t>
         <w:br/>
-        <w:t>But Premiere magazine editor Susan Lyne said she got ''numerous calls'' from crew members urging a piece about the couple's antics. The February issue detailed it all - right down to their ''unrepeatable'' sweet nothings overheard in a car between takes of a scene.</w:t>
+        <w:t>A friend, Chrystie Cooper, 15, said Kinkel had recently been grounded for the upcoming summer for toilet-papering a house two weeks ago.</w:t>
         <w:br/>
-        <w:t>Hollywood was buzzing.</w:t>
+        <w:t>Police said the boy had been suspended from school one day earlier for bringing a gun to school. On Wednesday, he had been arrested for carrying a stolen weapon and then was released to his parents.</w:t>
         <w:br/>
-        <w:t>Finally, the film wrapped - until the producers decided to shoot new endings (the original one wound up being used). That's when producer David Permut ordered T-shirts reading ''I survived the re-shoot of The Marrying Man'' and sent them all over Tinseltown.</w:t>
+        <w:t>The immediate question of why the boy opened fire and the larger, national concern over schoolchildren shooting schoolchildren were the subject of everyone from teachers in this rural town on the Willamette River to the White House, where President Clinton interrupted a ceremony on NATO expansion to offer his condolences.</w:t>
         <w:br/>
-        <w:t>''One has to maintain a sense of humor about being in this business,'' Permut says.</w:t>
+        <w:t>''He said on the bus that he was mad and he was going to do something stupid,'' said Megan Conklin, a junior at the school, who took the bus with the boy. ''He's a mean kid. He'd said some horrible things to me before.''</w:t>
         <w:br/>
-        <w:t>Now, the wagons are circling around the couple on the eve of the opening of the movie - the story of a charming playboy who falls in love with, but can't stay married to, a sultry Las Vegas nightclub singer.</w:t>
+        <w:t>Conklin was in the cafeteria when the shooting began. ''He kicked the door, and he was in this trench coat, and I thought it was part of the play that we were supposed to have today,'' she said. ''Then people started falling and screaming and bleeding. People were pushing to get out.''</w:t>
         <w:br/>
-        <w:t>''I directed the picture and there were some bumps,'' Jerry Rees says, ''but I'm happy.''</w:t>
+        <w:t>At an evening news conference, police said the boy likely would have wounded other students had two boys not wrestled him to the ground. He was carrying a semiautomatic .22-caliber rifle, a .22-caliber handgun and a Glock pistol. Several students said the boy who did the shooting had been upset over teasing from older students, and that he had a temper and a troubled past. Police said that the boy had once been questioned by police in a neighboring county for throwing rocks at cars from a freeway overpass.</w:t>
         <w:br/>
-        <w:t>''Alec is a nice guy, one of the brightest I've ever met,'' co-star Paul Reiser says. ''I don't know why the press made such a big deal.''</w:t>
+        <w:t>The youth is the son of two Spanish teachers, Bill and Faith Kinkel. Bill Kinkel was retired. Faith Kinkel was still teaching in a school near Springfield, a working class town of 55,000 people, about 110 miles south of Portland.</w:t>
         <w:br/>
-        <w:t>Blake Edwards, who directed Basinger in The Man Who Loved Women and Blind Date, and who has known her for 11 years, read the Premiere piece and fired off a letter defending her as a ''joy to work with.'' And Baldwin, writes The Hunt for Red October producer Mace Neufeld, ''is a dedicated professional who worked harmoniously with cast and crew.''</w:t>
+        <w:t>The Kinkel family lived in a new, rural development about 12 miles from the edge of Springfield, in a two-story frame home above the McKenzie River. They had one other child, a daughter, who is much older and does not live in town.</w:t>
         <w:br/>
-        <w:t>A classically trained actor who likes to play Dvorak in his trailer while working, Baldwin has been called a ''working-class Cary Grant'' by Oliver Stone. Neufeld has said Baldwin reminded him of Kevin Costner at their first meeting - with the right stuff to be ''a major leading man.'' And Elizabeth McGovern, who worked with him on She's Having a Baby, found him ''really fascinating.''</w:t>
+        <w:t>''Kip is my grandson - he murdered his mother and father,'' said Katie Kinkel, who lives in Eugene, a college town that borders Springfield. Asked in an interview if she was certain, a badly shaken Katie Kinkel said, ''For sure.''</w:t>
         <w:br/>
-        <w:t>Basinger left Athens, Ga., to model in New York, but soon decided she needed to head to Hollywood if she wanted to become a star. Described in a recent Cosmopolitan piece as ''an avalanche'' and a ''volcano,'' she did a nude Playboy spread in 1983 and went on to sweat a lot with Mickey Rourke in the steamy 91/2 Weeks. Earthy and enchanting, she has a big down-home laugh. Her eight-year marriage to makeup artist Ron Britton ended in 1989, about the time she co-starred in Batman.</w:t>
+        <w:t>The boy was active in sports. In the last few years, he had undergone a marked change in his personality, friends said. ''I coached him in soccer, basketball and baseball,'' said Dave Wing, a grocery store owner, who knew the family well. ''It was an excellent family. Good people. Kip had a temper though. If he didn't get his way, he would kick and shout.''</w:t>
         <w:br/>
-        <w:t>Basinger has been building clout as an actress. But it's music that really gets her going. She planned to make an album with Prince, but it fell through. In The Marrying Man, she sings six songs herself, reminiscent of Michelle Pfeiffer in The Fabulous Baker Boys. A soundtrack album is in stores Tuesday.</w:t>
+        <w:t>Some neighbor boys said in the last years young Kinkel started dressing in black and taking on the pose of a ''Gothic,'' a youth persona with music and style, gloomy and dark.</w:t>
         <w:br/>
-        <w:t>Those involved in Marrying Man won't elaborate on the filming. Permut says the movie turned out ''just great'' and that's all that's important now.</w:t>
+        <w:t>Some friends indicated the boy may have intended to shoot up the school Wednesday. Students said he was mad over insults from seniors. Wednesday, police said, they were called to the school on a report of a stolen gun. They questioned the boy, found the gun, and took him to the police station for booking and fingerprinting.</w:t>
         <w:br/>
-        <w:t>As for how the hoopla may affect Basinger's and Baldwin's careers, co-star Fisher Stevens (Pfeiffer's steady) doesn't think it'll make a difference. ''Let's face it, they're hot. Hollywood forgets very fast. People forget. Like they say, history has no memory.</w:t>
+        <w:t>He was released under Oregon law for arrests on this type of offense being in possession of a stolen weapon. The authorities yesterday said they would try the boy as an adult, although, under Oregon law, he could not be executed because of his age.</w:t>
         <w:br/>
-        <w:t>''I think they're both very talented,'' he adds. ''But hopefully (the controversy) will help ticket sales.''</w:t>
+        <w:t>In piecing together the events, authorities said the boy took a family car to school yesterday.</w:t>
         <w:br/>
-        <w:t>Whatever transpired during filming seems to have done little damage to the finished movie. Early audience reaction is favorable. Time magazine's review says, ''You know the old show-biz saying: Bad rehearsal, good show.  Or in this case, pretty good show.''</w:t>
+        <w:t>Just before 8 a.m., senior boys were gathered in the library to give out awards for sports and other extracurricular activities. In the cafeteria, students were eating breakfast and socializing.</w:t>
         <w:br/>
-        <w:t>What is known is that Baldwin and Basinger somehow got themselves into an adversarial position with the powerful, cost-conscious hands-on Disney studio. So much so that Disney chief Jeffrey Katzenberg chided them publicly, calling them ''irresponsible actors.''</w:t>
+        <w:t>''I thought it was fireworks, and then I thought it was a capgun,'' said Stephanie Quimby, a student.</w:t>
         <w:br/>
-        <w:t>''When they asked me to do Marrying Man,'' Basinger says, ''it was not a story about a girl who could sing well. It was about a lousy lounge singer. I did not want to play that part.</w:t>
+        <w:t>''He walked in and he was wearing this big, long trench coat and he pulled out a rifle,'' said James Kistner, another student. ''He squeezed off, I say, about three or four rounds. Then there was like a short pause. And from there on he just kept his finger on the trigger and let ammo fly.''</w:t>
         <w:br/>
-        <w:t>''I wanted it changed. That started hell. … I thought hell was below us, but it fell right on my head.''</w:t>
-        <w:br/>
-        <w:t>Other elements contributed. Basinger and Baldwin were major personalities. But so was Neil Simon, who wrote Marrying Man. ''It was an unhappy experience,'' Simon says. He wanted to rehearse as he does for stage productions; Basinger didn't. He walked off the set two weeks into shooting.</w:t>
-        <w:br/>
-        <w:t>And Rees was a first-time director. An animation specialist, his last film was The Brave Little Toaster.</w:t>
-        <w:br/>
-        <w:t>Rees describes Basinger as ''a very creative obsessive person'' who was saddened because production had to move so fast there wasn't time to nail every scene.</w:t>
-        <w:br/>
-        <w:t>That his hot stars were in love on the set didn't bother Rees, he says. Nor did gossip that their trailer was moving between shots. ''I'm happy for people who find happiness. If they're in love, I think it's terrific.''</w:t>
-        <w:br/>
-        <w:t>Rees adds that he was amused by rumors that swirled throughout production, including a whopper that he had had a nervous breakdown (he had pneumonia, he says. ''Ask my doctor.'') Two other favorites, neither true, he says: That Basinger walked naked to the set one day and that she and Baldwin had a fist fight.</w:t>
-        <w:br/>
-        <w:t>Stevens, who plays a pal of Baldwin's in the movie, says Rees ''went through the ringer'' making the movie. ''He worked on this movie a year and a half. Now, he could handle a movie with Saddam Hussein.''</w:t>
-        <w:br/>
-        <w:t>Basinger and Baldwin said in a statement at the onset of trouble that ''it was not the movie we agreed to do.'' That's why they are reluctant to do interviews for it now.</w:t>
-        <w:br/>
-        <w:t>In one early Marrying Man scene, Baldwin first lays eyes on Basinger. She's onstage, singing in a tight gown. His jaw drops. His buddies can't break his stare. Finally tearing himself away, he tells his pals he has to leave, he has to get away from her.</w:t>
-        <w:br/>
-        <w:t>He's hot for her, he tells them, and ''Hot has always gotten me into trouble!''</w:t>
-        <w:br/>
-        <w:t xml:space="preserve"> Contributing: David Patrick Stearns, Karen Thomas</w:t>
+        <w:t>There were conflicting witness accounts of how long the shooting went on. Some students said it lasted as long as 10 minutes. ''It didn't look like he was bothered by anything.'' said Calhoun.</w:t>
         <w:br/>
         <w:br/>
         <w:t>Graphic</w:t>
@@ -133,11 +111,7 @@
         <w:br/>
         <w:t xml:space="preserve"> </w:t>
         <w:br/>
-        <w:t>PHOTO; color, Ron Batzdorff</w:t>
-        <w:br/>
-        <w:t xml:space="preserve"> </w:t>
-        <w:br/>
-        <w:t>CUTLINE: TOO HOT TO HANDLE: Kim Basinger, as singer Vicki Anderson, and Alec Baldwin, as millionaire Charley Pearl, feuded with studio execs throughout filming of 'The Marrying Man.'</w:t>
+        <w:t>PHOTO (3), PHOTO: Paul Carter/Register-Guard: A wounded student is helped to a; waiting ambulance outside Thurston High School in Springfield, Ore.,; yesterday.; PHOTO: Kipland P. Kinkel, 15 Accused of firing on a crowded school cafeteria,; killing a classmate in Springfield, Ore.; PHOTO: Jake Ryker, despite gunshot wounds to his hand and chest, tackled; Kinkel.</w:t>
       </w:r>
     </w:p>
     <w:sectPr>

--- a/example_articles/states/Oregon/4.states_Oregon_Other_publisher.docx
+++ b/example_articles/states/Oregon/4.states_Oregon_Other_publisher.docx
@@ -7,9 +7,7 @@
         <w:pStyle w:val="Heading1"/>
       </w:pPr>
       <w:r>
-        <w:t>OREGON STUDENT KILLS 1, HURTS 26;</w:t>
-        <w:br/>
-        <w:t>BOY, 15, MAY ALSO HAVE KILLED PARENTS</w:t>
+        <w:t>TRAIL COLD IN SEARCH FOR 2 MISSING GIRLS</w:t>
       </w:r>
     </w:p>
     <w:p>
@@ -19,7 +17,7 @@
     </w:p>
     <w:p>
       <w:r>
-        <w:t>Date: 1998-05-22</w:t>
+        <w:t>Date: 2002-03-17</w:t>
       </w:r>
     </w:p>
     <w:p>
@@ -29,7 +27,7 @@
     </w:p>
     <w:p>
       <w:r>
-        <w:t>Source file: Other publishers/Files (500) (28).DOCX</w:t>
+        <w:t>Source file: Other publishers/Files (500) (21).DOCX</w:t>
       </w:r>
     </w:p>
     <w:p>
@@ -51,67 +49,33 @@
     </w:p>
     <w:p>
       <w:r>
-        <w:t>Yesterday was awards day for seniors at Thurston High School, a day also set aside for a school play. But four minutes before the bell rang at 8 a.m. to start the day, a 15-year boy carrying three guns opened fire on hundreds of students gathered in the cafeteria, killing one and wounding 26 others, eight critically.</w:t>
+        <w:t>When 12-year-old Ashley Pond disappeared -- just vanished from the apartment complex one day in January, didn't show up at the bus stop for school -- her friend Miranda was scared, then mad. Ashley had run away, she figured. Hadn't bothered to call anybody. Left everybody worried for nothing.</w:t>
         <w:br/>
-        <w:t>About an hour after the shooting, police found two adults dead from gunfire at the home of the boy, a high-school freshman identified by the police as Kipland F. Kinkel. The dead, both teachers, were said by neighbors to be the boy's parents. Police would not confirm the identities, but the boy's grandmother did.</w:t>
+        <w:t xml:space="preserve"> "That was her way of dealing with it, I guess," said Miranda's mother, Michelle Duffey, who lives a few apartments down from the Pond family. Then, when the school dance team organized a benefit to raise money for a reward for Ashley, Miranda choreographed a solo routine, as a special way of remembering her friend.</w:t>
         <w:br/>
-        <w:t>''He walked in, didn't look like he was bothered by anything, and just started shooting at random,'' said Michelle Calhoun, age 17. Her boyfriend, Mikael Nickolauson, 17, sitting nearby, was killed. ''I'm angry. This is a good, happy school. This is Springfield. It's just a small town.''</w:t>
+        <w:t>"Miranda started realizing that even if she did run away, she wasn't coming back any time soon," her mother said.</w:t>
         <w:br/>
-        <w:t>Around the gunman, bullets shattered the huge plate-glass windows and terrified students ran for cover and dived under tables, but the boy remained calm as the staccato gunfire was reduced to the click, click of empty chambers. One of those misfires came with the barrel point-blank at a student's head.</w:t>
+        <w:t xml:space="preserve"> The dance benefit is scheduled for March 23 at Oregon City High School. But Miranda won't be in it.</w:t>
         <w:br/>
-        <w:t>Finally, as he was trying to reload, 17-year-old wrestler Jake Ryker, despite gunshot wounds to his hand and chest, tackled the boy.</w:t>
+        <w:t xml:space="preserve"> Last Friday morning, in a case that has so many frightening parallels that police believe they are linked, Miranda Gaddis, 13, also disappeared from the Newell Creek Village apartments. Said goodbye to her mother in the morning. Didn't show up at the bus stop.</w:t>
         <w:br/>
-        <w:t>Several others quickly piled on to end the terror.</w:t>
+        <w:t xml:space="preserve"> Did they run away together? Did Ashley contact Miranda, tell her where she was, and persuade her to join her? Both families pray that's what happened. But as the days go by, law enforcement officials are increasingly convinced that neither girl left home willingly.</w:t>
         <w:br/>
-        <w:t>''Just shoot me, shoot me now,'' one of the students, Ryker's brother Josh, quoted the boy as saying.</w:t>
+        <w:t xml:space="preserve"> "There is a growing belief that the cases are related, and while there's a slight hope that they have run away, there is a growing belief that there was some kind of criminal activity involved," said Beth Ann Steele, spokeswoman for the FBI, which has sent in agents to help the Oregon City police.</w:t>
         <w:br/>
-        <w:t>''He always said that it would be fun to kill someone and do stuff like that,'' said student Robbie Johnson. ''Yesterday, he told a couple of people he was probably going to do something stupid today and get back at the people who had expelled him.''</w:t>
+        <w:t xml:space="preserve"> Last week, profilers from FBI headquarters in Quantico, Va., were dispatched to this aging working-class suburb southeast of Portland. Agency officials went on television advising people to be on the lookout for someone who recently sold a car, who shows signs of increasing drug or alcohol use, who appears tired from being up all night -- profiles a parent can barely stand to contemplate.</w:t>
         <w:br/>
-        <w:t>Some students said he once gave a talk in speech class about how to build a bomb and in middle school was voted ''Most Likely to Start World War III.''</w:t>
+        <w:t xml:space="preserve"> Both Duffey and the Ponds say they believe neither girl ran away, but they are also sure that neither would have allowed themselves to be abducted by a stranger. "I really think someone they know did something," Duffey said. "Because [Miranda ] wouldn't have gotten in the car with someone she didn't know."</w:t>
         <w:br/>
-        <w:t>A friend, Chrystie Cooper, 15, said Kinkel had recently been grounded for the upcoming summer for toilet-papering a house two weeks ago.</w:t>
+        <w:t xml:space="preserve"> The Pond family has kept a low profile since Ashley's disappearance but Ashley's mother Lori Pond appeared with Duffey on all three television networks last week pleading for the return of her daughter. "She's very loud and outgoing and she likes talking. So she would likely talk to you," Pond said.</w:t>
         <w:br/>
-        <w:t>Police said the boy had been suspended from school one day earlier for bringing a gun to school. On Wednesday, he had been arrested for carrying a stolen weapon and then was released to his parents.</w:t>
+        <w:t xml:space="preserve"> The 125-unit apartment complex is a cluster of neat gray two-story buildings with balconies, sheltered in a deep gully in a nest of forest -- a place with plenty of kids and stay-at-home moms who are on the phone with each other several times daily.</w:t>
         <w:br/>
-        <w:t>The immediate question of why the boy opened fire and the larger, national concern over schoolchildren shooting schoolchildren were the subject of everyone from teachers in this rural town on the Willamette River to the White House, where President Clinton interrupted a ceremony on NATO expansion to offer his condolences.</w:t>
+        <w:t xml:space="preserve"> Parents are uncertain what danger to watch out for. A stranger lurking in the woods near the school bus stop? Or someone everyone knows, someone who knocked on the door the morning of March 8 after Duffey kissed her daughter goodbye, warned her to lock the door, and left for work?</w:t>
         <w:br/>
-        <w:t>''He said on the bus that he was mad and he was going to do something stupid,'' said Megan Conklin, a junior at the school, who took the bus with the boy. ''He's a mean kid. He'd said some horrible things to me before.''</w:t>
+        <w:t xml:space="preserve"> With that haunting possibility in mind, at least four families have moved out of Newell Creek Village in the last few days.</w:t>
         <w:br/>
-        <w:t>Conklin was in the cafeteria when the shooting began. ''He kicked the door, and he was in this trench coat, and I thought it was part of the play that we were supposed to have today,'' she said. ''Then people started falling and screaming and bleeding. People were pushing to get out.''</w:t>
-        <w:br/>
-        <w:t>At an evening news conference, police said the boy likely would have wounded other students had two boys not wrestled him to the ground. He was carrying a semiautomatic .22-caliber rifle, a .22-caliber handgun and a Glock pistol. Several students said the boy who did the shooting had been upset over teasing from older students, and that he had a temper and a troubled past. Police said that the boy had once been questioned by police in a neighboring county for throwing rocks at cars from a freeway overpass.</w:t>
-        <w:br/>
-        <w:t>The youth is the son of two Spanish teachers, Bill and Faith Kinkel. Bill Kinkel was retired. Faith Kinkel was still teaching in a school near Springfield, a working class town of 55,000 people, about 110 miles south of Portland.</w:t>
-        <w:br/>
-        <w:t>The Kinkel family lived in a new, rural development about 12 miles from the edge of Springfield, in a two-story frame home above the McKenzie River. They had one other child, a daughter, who is much older and does not live in town.</w:t>
-        <w:br/>
-        <w:t>''Kip is my grandson - he murdered his mother and father,'' said Katie Kinkel, who lives in Eugene, a college town that borders Springfield. Asked in an interview if she was certain, a badly shaken Katie Kinkel said, ''For sure.''</w:t>
-        <w:br/>
-        <w:t>The boy was active in sports. In the last few years, he had undergone a marked change in his personality, friends said. ''I coached him in soccer, basketball and baseball,'' said Dave Wing, a grocery store owner, who knew the family well. ''It was an excellent family. Good people. Kip had a temper though. If he didn't get his way, he would kick and shout.''</w:t>
-        <w:br/>
-        <w:t>Some neighbor boys said in the last years young Kinkel started dressing in black and taking on the pose of a ''Gothic,'' a youth persona with music and style, gloomy and dark.</w:t>
-        <w:br/>
-        <w:t>Some friends indicated the boy may have intended to shoot up the school Wednesday. Students said he was mad over insults from seniors. Wednesday, police said, they were called to the school on a report of a stolen gun. They questioned the boy, found the gun, and took him to the police station for booking and fingerprinting.</w:t>
-        <w:br/>
-        <w:t>He was released under Oregon law for arrests on this type of offense being in possession of a stolen weapon. The authorities yesterday said they would try the boy as an adult, although, under Oregon law, he could not be executed because of his age.</w:t>
-        <w:br/>
-        <w:t>In piecing together the events, authorities said the boy took a family car to school yesterday.</w:t>
-        <w:br/>
-        <w:t>Just before 8 a.m., senior boys were gathered in the library to give out awards for sports and other extracurricular activities. In the cafeteria, students were eating breakfast and socializing.</w:t>
-        <w:br/>
-        <w:t>''I thought it was fireworks, and then I thought it was a capgun,'' said Stephanie Quimby, a student.</w:t>
-        <w:br/>
-        <w:t>''He walked in and he was wearing this big, long trench coat and he pulled out a rifle,'' said James Kistner, another student. ''He squeezed off, I say, about three or four rounds. Then there was like a short pause. And from there on he just kept his finger on the trigger and let ammo fly.''</w:t>
-        <w:br/>
-        <w:t>There were conflicting witness accounts of how long the shooting went on. Some students said it lasted as long as 10 minutes. ''It didn't look like he was bothered by anything.'' said Calhoun.</w:t>
-        <w:br/>
-        <w:br/>
-        <w:t>Graphic</w:t>
-        <w:br/>
-        <w:br/>
-        <w:t xml:space="preserve"> </w:t>
-        <w:br/>
-        <w:t>PHOTO (3), PHOTO: Paul Carter/Register-Guard: A wounded student is helped to a; waiting ambulance outside Thurston High School in Springfield, Ore.,; yesterday.; PHOTO: Kipland P. Kinkel, 15 Accused of firing on a crowded school cafeteria,; killing a classmate in Springfield, Ore.; PHOTO: Jake Ryker, despite gunshot wounds to his hand and chest, tackled; Kinkel.</w:t>
+        <w:t xml:space="preserve"> "There's a lot of young families here, a lot of children, and a lot of people are up at that hour of the morning, getting kids off to school, going to work," said Kim Hamlin, a neighbor. "I keep thinking to myself, it had to be someone they knew. Because for a stranger to have come and violently abducted them, somebody would have had to see something. It's like they vanished into thin air."</w:t>
       </w:r>
     </w:p>
     <w:sectPr>
